--- a/historia_geografia_7/05_produccion_anual/bloque_1/solucionario/SOLUCIONARIO_BLOQUE_I_A4.docx
+++ b/historia_geografia_7/05_produccion_anual/bloque_1/solucionario/SOLUCIONARIO_BLOQUE_I_A4.docx
@@ -5996,6 +5996,7 @@
           </w:tcPr>
           <w:p>
             <w:pPr>
+              <w:keepNext/>
               <w:spacing w:after="0"/>
             </w:pPr>
             <w:r>
@@ -6013,6 +6014,7 @@
           </w:tcPr>
           <w:p>
             <w:pPr>
+              <w:keepNext/>
               <w:spacing w:after="0"/>
             </w:pPr>
             <w:r>
@@ -6030,6 +6032,7 @@
           </w:tcPr>
           <w:p>
             <w:pPr>
+              <w:keepNext/>
               <w:spacing w:after="0"/>
             </w:pPr>
             <w:r>
@@ -6047,6 +6050,7 @@
           </w:tcPr>
           <w:p>
             <w:pPr>
+              <w:keepNext/>
               <w:spacing w:after="0"/>
             </w:pPr>
             <w:r>
@@ -6069,6 +6073,7 @@
           </w:tcPr>
           <w:p>
             <w:pPr>
+              <w:keepNext/>
               <w:spacing w:after="0"/>
             </w:pPr>
             <w:r>
@@ -6086,6 +6091,7 @@
           </w:tcPr>
           <w:p>
             <w:pPr>
+              <w:keepNext/>
               <w:spacing w:after="0"/>
             </w:pPr>
             <w:r>
@@ -6103,6 +6109,7 @@
           </w:tcPr>
           <w:p>
             <w:pPr>
+              <w:keepNext/>
               <w:spacing w:after="0"/>
             </w:pPr>
             <w:r>
@@ -6120,6 +6127,7 @@
           </w:tcPr>
           <w:p>
             <w:pPr>
+              <w:keepNext/>
               <w:spacing w:after="0"/>
             </w:pPr>
             <w:r>
@@ -6142,6 +6150,7 @@
           </w:tcPr>
           <w:p>
             <w:pPr>
+              <w:keepNext/>
               <w:spacing w:after="0"/>
             </w:pPr>
             <w:r>
@@ -6159,6 +6168,7 @@
           </w:tcPr>
           <w:p>
             <w:pPr>
+              <w:keepNext/>
               <w:spacing w:after="0"/>
             </w:pPr>
             <w:r>
@@ -6176,6 +6186,7 @@
           </w:tcPr>
           <w:p>
             <w:pPr>
+              <w:keepNext/>
               <w:spacing w:after="0"/>
             </w:pPr>
             <w:r>
@@ -6193,6 +6204,7 @@
           </w:tcPr>
           <w:p>
             <w:pPr>
+              <w:keepNext/>
               <w:spacing w:after="0"/>
             </w:pPr>
             <w:r>
@@ -6354,7 +6366,7 @@
                 <w:b w:val="0"/>
                 <w:sz w:val="21"/>
               </w:rPr>
-              <w:t>White Sands (21.000-23.000 años, en discusión), Monte Verde (14.500), Clovis (13.000), Cueva Fell (más de 11.000).</w:t>
+              <w:t>White Sands (21.000-23.000 años; corroborada en 2023), Monte Verde (14.500), Clovis (13.000), Cueva Fell (más de 11.000).</w:t>
             </w:r>
           </w:p>
         </w:tc>
@@ -6371,7 +6383,7 @@
                 <w:b w:val="0"/>
                 <w:sz w:val="20"/>
               </w:rPr>
-              <w:t>Si deja White Sands aparte por estar en discusión, también es correcto.</w:t>
+              <w:t>Aceptar la mención de White Sands (21.000-23.000 años), reforzada en 2023 por polen y luminiscencia, o una explicación bien fundamentada de las incertidumbres.</w:t>
             </w:r>
           </w:p>
         </w:tc>
@@ -7279,7 +7291,7 @@
                 <w:b w:val="0"/>
                 <w:sz w:val="21"/>
               </w:rPr>
-              <w:t>Falso: la fecha sigue en discusión.</w:t>
+              <w:t>Falso: en 2023 un estudio independiente la corroboró con otros métodos, pero eso no equivale a unanimidad; algunos detalles siguen en investigación.</w:t>
             </w:r>
           </w:p>
         </w:tc>
@@ -7296,7 +7308,7 @@
                 <w:b w:val="0"/>
                 <w:sz w:val="20"/>
               </w:rPr>
-              <w:t>Justificación obligatoria.</w:t>
+              <w:t>Justificación obligatoria. Se acepta mencionar la corroboración de 2023.</w:t>
             </w:r>
           </w:p>
         </w:tc>
@@ -8897,7 +8909,7 @@
                 <w:b w:val="0"/>
                 <w:sz w:val="21"/>
               </w:rPr>
-              <w:t>Porque ocurrió hace unos 14.500 años, es decir, hacia el 12.500 a. C., y la línea empieza en el año 0. Entre Monte Verde y 1325 pasaron unos 13.800 años: alrededor de 138 siglos.</w:t>
+              <w:t>Porque ocurrió hace unos 14.500 años, es decir, hacia el 12.500 a. C., y la escala gráfica comienza en 0 (solo origen numérico; no existió año 0 del calendario). Entre Monte Verde y 1325 pasaron unos 13.800 años: alrededor de 138 siglos.</w:t>
             </w:r>
           </w:p>
         </w:tc>
@@ -9951,7 +9963,7 @@
                 <w:b w:val="0"/>
                 <w:sz w:val="21"/>
               </w:rPr>
-              <w:t>Ejemplo: «Los primeros americanos vinieron del nordeste de Asia. Durante la última glaciación el mar bajó y apareció Beringia, una franja de tierra entre Siberia y Alaska, por donde pasaron. Después avanzaron hacia el sur: en Monte Verde, en Chile, hay un campamento de unos 14.500 años. Esto muestra que Ameghino se equivocaba al pensar que la humanidad se originó en América.»</w:t>
+              <w:t>Ejemplo: «Los primeros americanos vinieron del nordeste de Asia. Durante la última glaciación el mar bajó y apareció Beringia, una franja de tierra entre Siberia y Alaska, por donde pasaron. Después avanzaron hacia el sur: en Monte Verde, en Chile, hay un campamento de unos 14.500 años, anterior a la cultura Clovis. Esto confirma una presencia humana temprana en América; la humanidad como especie se originó en África, según múltiples evidencias.»</w:t>
             </w:r>
           </w:p>
         </w:tc>
@@ -10067,6 +10079,7 @@
           </w:tcPr>
           <w:p>
             <w:pPr>
+              <w:keepNext/>
               <w:spacing w:after="0"/>
             </w:pPr>
             <w:r>
@@ -10086,6 +10099,7 @@
           </w:tcPr>
           <w:p>
             <w:pPr>
+              <w:keepNext/>
               <w:spacing w:after="0"/>
             </w:pPr>
             <w:r>
@@ -10105,6 +10119,7 @@
           </w:tcPr>
           <w:p>
             <w:pPr>
+              <w:keepNext/>
               <w:spacing w:after="0"/>
             </w:pPr>
             <w:r>
@@ -10124,6 +10139,7 @@
           </w:tcPr>
           <w:p>
             <w:pPr>
+              <w:keepNext/>
               <w:spacing w:after="0"/>
             </w:pPr>
             <w:r>
@@ -10147,6 +10163,7 @@
           </w:tcPr>
           <w:p>
             <w:pPr>
+              <w:keepNext/>
               <w:spacing w:after="0"/>
             </w:pPr>
             <w:r>
@@ -10164,6 +10181,7 @@
           </w:tcPr>
           <w:p>
             <w:pPr>
+              <w:keepNext/>
               <w:spacing w:after="0"/>
             </w:pPr>
             <w:r>
@@ -10181,6 +10199,7 @@
           </w:tcPr>
           <w:p>
             <w:pPr>
+              <w:keepNext/>
               <w:spacing w:after="0"/>
             </w:pPr>
             <w:r>
@@ -10198,6 +10217,7 @@
           </w:tcPr>
           <w:p>
             <w:pPr>
+              <w:keepNext/>
               <w:spacing w:after="0"/>
             </w:pPr>
             <w:r>
@@ -10220,6 +10240,7 @@
           </w:tcPr>
           <w:p>
             <w:pPr>
+              <w:keepNext/>
               <w:spacing w:after="0"/>
             </w:pPr>
             <w:r>
@@ -10237,6 +10258,7 @@
           </w:tcPr>
           <w:p>
             <w:pPr>
+              <w:keepNext/>
               <w:spacing w:after="0"/>
             </w:pPr>
             <w:r>
@@ -10254,6 +10276,7 @@
           </w:tcPr>
           <w:p>
             <w:pPr>
+              <w:keepNext/>
               <w:spacing w:after="0"/>
             </w:pPr>
             <w:r>
@@ -10271,6 +10294,7 @@
           </w:tcPr>
           <w:p>
             <w:pPr>
+              <w:keepNext/>
               <w:spacing w:after="0"/>
             </w:pPr>
             <w:r>
@@ -10293,6 +10317,7 @@
           </w:tcPr>
           <w:p>
             <w:pPr>
+              <w:keepNext/>
               <w:spacing w:after="0"/>
             </w:pPr>
             <w:r>
@@ -10310,6 +10335,7 @@
           </w:tcPr>
           <w:p>
             <w:pPr>
+              <w:keepNext/>
               <w:spacing w:after="0"/>
             </w:pPr>
             <w:r>
@@ -10327,6 +10353,7 @@
           </w:tcPr>
           <w:p>
             <w:pPr>
+              <w:keepNext/>
               <w:spacing w:after="0"/>
             </w:pPr>
             <w:r>
@@ -10344,6 +10371,7 @@
           </w:tcPr>
           <w:p>
             <w:pPr>
+              <w:keepNext/>
               <w:spacing w:after="0"/>
             </w:pPr>
             <w:r>
@@ -10366,6 +10394,7 @@
           </w:tcPr>
           <w:p>
             <w:pPr>
+              <w:keepNext/>
               <w:spacing w:after="0"/>
             </w:pPr>
             <w:r>
@@ -10383,6 +10412,7 @@
           </w:tcPr>
           <w:p>
             <w:pPr>
+              <w:keepNext/>
               <w:spacing w:after="0"/>
             </w:pPr>
             <w:r>
@@ -10400,6 +10430,7 @@
           </w:tcPr>
           <w:p>
             <w:pPr>
+              <w:keepNext/>
               <w:spacing w:after="0"/>
             </w:pPr>
             <w:r>
@@ -10417,6 +10448,7 @@
           </w:tcPr>
           <w:p>
             <w:pPr>
+              <w:keepNext/>
               <w:spacing w:after="0"/>
             </w:pPr>
             <w:r>
@@ -10439,6 +10471,7 @@
           </w:tcPr>
           <w:p>
             <w:pPr>
+              <w:keepNext/>
               <w:spacing w:after="0"/>
             </w:pPr>
             <w:r>
@@ -10456,6 +10489,7 @@
           </w:tcPr>
           <w:p>
             <w:pPr>
+              <w:keepNext/>
               <w:spacing w:after="0"/>
             </w:pPr>
             <w:r>
@@ -10473,6 +10507,7 @@
           </w:tcPr>
           <w:p>
             <w:pPr>
+              <w:keepNext/>
               <w:spacing w:after="0"/>
             </w:pPr>
             <w:r>
@@ -10490,6 +10525,7 @@
           </w:tcPr>
           <w:p>
             <w:pPr>
+              <w:keepNext/>
               <w:spacing w:after="0"/>
             </w:pPr>
             <w:r>
@@ -10512,6 +10548,7 @@
           </w:tcPr>
           <w:p>
             <w:pPr>
+              <w:keepNext/>
               <w:spacing w:after="0"/>
             </w:pPr>
             <w:r>
@@ -10529,6 +10566,7 @@
           </w:tcPr>
           <w:p>
             <w:pPr>
+              <w:keepNext/>
               <w:spacing w:after="0"/>
             </w:pPr>
             <w:r>
@@ -10546,6 +10584,7 @@
           </w:tcPr>
           <w:p>
             <w:pPr>
+              <w:keepNext/>
               <w:spacing w:after="0"/>
             </w:pPr>
             <w:r>
@@ -10563,6 +10602,7 @@
           </w:tcPr>
           <w:p>
             <w:pPr>
+              <w:keepNext/>
               <w:spacing w:after="0"/>
             </w:pPr>
             <w:r>

--- a/historia_geografia_7/05_produccion_anual/bloque_1/solucionario/SOLUCIONARIO_BLOQUE_I_A4.docx
+++ b/historia_geografia_7/05_produccion_anual/bloque_1/solucionario/SOLUCIONARIO_BLOQUE_I_A4.docx
@@ -40,7 +40,7 @@
           <w:i/>
           <w:sz w:val="20"/>
         </w:rPr>
-        <w:t>Tomo, págs. 4 a 9 · Encuentro 1</w:t>
+        <w:t>Tomo, págs. 4 a 8 · Encuentro 1</w:t>
       </w:r>
     </w:p>
     <w:tbl>
@@ -1647,7 +1647,7 @@
           <w:i/>
           <w:sz w:val="20"/>
         </w:rPr>
-        <w:t>Tomo, págs. 10 a 14 · Encuentro 2</w:t>
+        <w:t>Tomo, págs. 9 a 11 · Encuentro 2</w:t>
       </w:r>
     </w:p>
     <w:tbl>
@@ -2862,7 +2862,7 @@
           <w:i/>
           <w:sz w:val="20"/>
         </w:rPr>
-        <w:t>Tomo, págs. 15 a 19 · Encuentro 3</w:t>
+        <w:t>Tomo, págs. 12 a 14 · Encuentro 3</w:t>
       </w:r>
     </w:p>
     <w:tbl>
@@ -4077,7 +4077,7 @@
           <w:i/>
           <w:sz w:val="20"/>
         </w:rPr>
-        <w:t>Tomo, págs. 20 a 22 · Encuentro 4</w:t>
+        <w:t>Tomo, págs. 15 a 16 · Encuentro 4</w:t>
       </w:r>
     </w:p>
     <w:tbl>
@@ -4652,7 +4652,7 @@
           <w:i/>
           <w:sz w:val="20"/>
         </w:rPr>
-        <w:t>Tomo, págs. 24 a 26 · Encuentro 5 · Total: 23 puntos</w:t>
+        <w:t>Tomo, págs. 18 a 19 · Encuentro 5 · Total: 23 puntos</w:t>
       </w:r>
     </w:p>
     <w:tbl>
@@ -6288,7 +6288,7 @@
           <w:i/>
           <w:sz w:val="20"/>
         </w:rPr>
-        <w:t>Tomo, págs. 27 a 30 · Encuentro 6</w:t>
+        <w:t>Tomo, págs. 20 a 22 · Encuentro 6</w:t>
       </w:r>
     </w:p>
     <w:tbl>
@@ -7502,7 +7502,7 @@
           <w:i/>
           <w:sz w:val="20"/>
         </w:rPr>
-        <w:t>Tomo, págs. 31 a 34 · Encuentro 7</w:t>
+        <w:t>Tomo, págs. 23 a 25 · Encuentro 7</w:t>
       </w:r>
     </w:p>
     <w:tbl>
@@ -8715,7 +8715,7 @@
           <w:i/>
           <w:sz w:val="20"/>
         </w:rPr>
-        <w:t>Tomo, págs. 35 a 36 · Encuentro 8</w:t>
+        <w:t>Tomo, págs. 26 a 27 · Encuentro 8</w:t>
       </w:r>
     </w:p>
     <w:tbl>
@@ -9018,7 +9018,7 @@
           <w:i/>
           <w:sz w:val="20"/>
         </w:rPr>
-        <w:t>Tomo, págs. 39 a 41 · Encuentro 9 · Total: 22 puntos</w:t>
+        <w:t>Tomo, págs. 30 a 31 · Encuentro 9 · Total: 22 puntos</w:t>
       </w:r>
     </w:p>
     <w:tbl>
